--- a/fåglar/A 5642-2024 prioriterade fågelarter.docx
+++ b/fåglar/A 5642-2024 prioriterade fågelarter.docx
@@ -519,7 +519,7 @@
     <w:p/>
     <w:p>
       <w:r>
-        <w:t>2026-06-18</w:t>
+        <w:t>2026-06-19</w:t>
       </w:r>
       <w:r>
         <w:t xml:space="preserve"> </w:t>

--- a/fåglar/A 5642-2024 prioriterade fågelarter.docx
+++ b/fåglar/A 5642-2024 prioriterade fågelarter.docx
@@ -519,7 +519,7 @@
     <w:p/>
     <w:p>
       <w:r>
-        <w:t>2026-06-19</w:t>
+        <w:t>2026-06-20</w:t>
       </w:r>
       <w:r>
         <w:t xml:space="preserve"> </w:t>

--- a/fåglar/A 5642-2024 prioriterade fågelarter.docx
+++ b/fåglar/A 5642-2024 prioriterade fågelarter.docx
@@ -519,7 +519,7 @@
     <w:p/>
     <w:p>
       <w:r>
-        <w:t>2026-06-20</w:t>
+        <w:t>2026-06-21</w:t>
       </w:r>
       <w:r>
         <w:t xml:space="preserve"> </w:t>

--- a/fåglar/A 5642-2024 prioriterade fågelarter.docx
+++ b/fåglar/A 5642-2024 prioriterade fågelarter.docx
@@ -519,7 +519,7 @@
     <w:p/>
     <w:p>
       <w:r>
-        <w:t>2026-06-21</w:t>
+        <w:t>2026-06-22</w:t>
       </w:r>
       <w:r>
         <w:t xml:space="preserve"> </w:t>

--- a/fåglar/A 5642-2024 prioriterade fågelarter.docx
+++ b/fåglar/A 5642-2024 prioriterade fågelarter.docx
@@ -82,7 +82,7 @@
         <w:t xml:space="preserve"> av </w:t>
       </w:r>
       <w:r>
-        <w:t>bivråk, björktrast, blå kärrhök, brun glada, buskskvätta, duvhök, entita, fiskgjuse, fjällvråk, gröngöling, grönsiska, gulsparv, havsörn, järnsparv, kricka, kråka, kungsfågel, kungsörn, mindre hackspett, ortolansparv, pilgrimsfalk, röd glada, skogsduva, spillkråka, stenfalk, sävsparv, sångsvan, talltita, trana, trädlärka och törnskata</w:t>
+        <w:t>bivråk, björktrast, blå kärrhök, brun glada, duvhök, entita, fiskgjuse, fjällvråk, gulsparv, havsörn, järnsparv, kricka, kungsörn, ljungpipare, mindre hackspett, ortolansparv, pilgrimsfalk, röd glada, spillkråka, stare, stenfalk, sädesärla, sävsparv, sångsvan, talltita, trana, trädlärka, törnskata och ägretthäger</w:t>
       </w:r>
       <w:r>
         <w:t xml:space="preserve">. </w:t>
@@ -217,7 +217,7 @@
           <w:rFonts w:asciiTheme="minorHAnsi" w:hAnsiTheme="minorHAnsi" w:cstheme="minorBidi"/>
           <w:lang w:eastAsia="en-US"/>
         </w:rPr>
-        <w:t>bivråk, björktrast, blå kärrhök, brun glada, buskskvätta, duvhök, entita, fiskgjuse, fjällvråk, gröngöling, grönsiska, gulsparv, havsörn, järnsparv, kricka, kråka, kungsfågel, kungsörn, mindre hackspett, ortolansparv, pilgrimsfalk, röd glada, skogsduva, spillkråka, stenfalk, sävsparv, sångsvan, talltita, trana, trädlärka och törnskata</w:t>
+        <w:t>bivråk, björktrast, blå kärrhök, brun glada, duvhök, entita, fiskgjuse, fjällvråk, gulsparv, havsörn, järnsparv, kricka, kungsörn, ljungpipare, mindre hackspett, ortolansparv, pilgrimsfalk, röd glada, spillkråka, stare, stenfalk, sädesärla, sävsparv, sångsvan, talltita, trana, trädlärka, törnskata och ägretthäger</w:t>
       </w:r>
       <w:r>
         <w:rPr>
@@ -519,7 +519,7 @@
     <w:p/>
     <w:p>
       <w:r>
-        <w:t>2026-06-22</w:t>
+        <w:t>2026-06-23</w:t>
       </w:r>
       <w:r>
         <w:t xml:space="preserve"> </w:t>

--- a/fåglar/A 5642-2024 prioriterade fågelarter.docx
+++ b/fåglar/A 5642-2024 prioriterade fågelarter.docx
@@ -519,7 +519,7 @@
     <w:p/>
     <w:p>
       <w:r>
-        <w:t>2026-06-23</w:t>
+        <w:t>2026-06-24</w:t>
       </w:r>
       <w:r>
         <w:t xml:space="preserve"> </w:t>
